--- a/lib/mallit/tyotodistus.docx
+++ b/lib/mallit/tyotodistus.docx
@@ -1,232 +1,661 @@
 
 <file path=word/document.xml><?xml version="1.0" encoding="utf-8"?>
-<w:document xmlns:wpc="http://schemas.microsoft.com/office/word/2010/wordprocessingCanvas" xmlns:cx="http://schemas.microsoft.com/office/drawing/2014/chartex" xmlns:cx1="http://schemas.microsoft.com/office/drawing/2015/9/8/chartex" xmlns:cx2="http://schemas.microsoft.com/office/drawing/2015/10/21/chartex" xmlns:mc="http://schemas.openxmlformats.org/markup-compatibility/2006" xmlns:o="urn:schemas-microsoft-com:office:office" xmlns:r="http://schemas.openxmlformats.org/officeDocument/2006/relationships" xmlns:m="http://schemas.openxmlformats.org/officeDocument/2006/math" xmlns:v="urn:schemas-microsoft-com:vml" xmlns:wp14="http://schemas.microsoft.com/office/word/2010/wordprocessingDrawing" xmlns:wp="http://schemas.openxmlformats.org/drawingml/2006/wordprocessingDrawing" xmlns:w10="urn:schemas-microsoft-com:office:word" xmlns:w="http://schemas.openxmlformats.org/wordprocessingml/2006/main" xmlns:w14="http://schemas.microsoft.com/office/word/2010/wordml" xmlns:w15="http://schemas.microsoft.com/office/word/2012/wordml" xmlns:w16se="http://schemas.microsoft.com/office/word/2015/wordml/symex" xmlns:wpg="http://schemas.microsoft.com/office/word/2010/wordprocessingGroup" xmlns:wpi="http://schemas.microsoft.com/office/word/2010/wordprocessingInk" xmlns:wne="http://schemas.microsoft.com/office/word/2006/wordml" xmlns:wps="http://schemas.microsoft.com/office/word/2010/wordprocessingShape" mc:Ignorable="w14 w15 w16se wp14">
+<w:document xmlns:wpc="http://schemas.microsoft.com/office/word/2010/wordprocessingCanvas" xmlns:cx="http://schemas.microsoft.com/office/drawing/2014/chartex" xmlns:cx1="http://schemas.microsoft.com/office/drawing/2015/9/8/chartex" xmlns:cx2="http://schemas.microsoft.com/office/drawing/2015/10/21/chartex" xmlns:cx3="http://schemas.microsoft.com/office/drawing/2016/5/9/chartex" xmlns:cx4="http://schemas.microsoft.com/office/drawing/2016/5/10/chartex" xmlns:cx5="http://schemas.microsoft.com/office/drawing/2016/5/11/chartex" xmlns:cx6="http://schemas.microsoft.com/office/drawing/2016/5/12/chartex" xmlns:cx7="http://schemas.microsoft.com/office/drawing/2016/5/13/chartex" xmlns:cx8="http://schemas.microsoft.com/office/drawing/2016/5/14/chartex" xmlns:mc="http://schemas.openxmlformats.org/markup-compatibility/2006" xmlns:o="urn:schemas-microsoft-com:office:office" xmlns:r="http://schemas.openxmlformats.org/officeDocument/2006/relationships" xmlns:m="http://schemas.openxmlformats.org/officeDocument/2006/math" xmlns:v="urn:schemas-microsoft-com:vml" xmlns:wp14="http://schemas.microsoft.com/office/word/2010/wordprocessingDrawing" xmlns:wp="http://schemas.openxmlformats.org/drawingml/2006/wordprocessingDrawing" xmlns:w10="urn:schemas-microsoft-com:office:word" xmlns:w="http://schemas.openxmlformats.org/wordprocessingml/2006/main" xmlns:w14="http://schemas.microsoft.com/office/word/2010/wordml" xmlns:w15="http://schemas.microsoft.com/office/word/2012/wordml" xmlns:w16se="http://schemas.microsoft.com/office/word/2015/wordml/symex" xmlns:wpg="http://schemas.microsoft.com/office/word/2010/wordprocessingGroup" xmlns:wpi="http://schemas.microsoft.com/office/word/2010/wordprocessingInk" xmlns:wne="http://schemas.microsoft.com/office/word/2006/wordml" xmlns:wps="http://schemas.microsoft.com/office/word/2010/wordprocessingShape" mc:Ignorable="w14 w15 w16se wp14">
   <w:body>
     <w:p>
-      <w:r>
-        <w:t>${</w:t>
+      <w:pPr>
+        <w:spacing w:after="0" w:line="240" w:lineRule="auto"/>
+        <w:ind w:left="2608" w:firstLine="1304"/>
+        <w:rPr>
+          <w:rFonts w:ascii="Cambria" w:eastAsia="Cambria" w:hAnsi="Cambria" w:cs="Cambria"/>
+          <w:b/>
+          <w:sz w:val="24"/>
+        </w:rPr>
+      </w:pPr>
+      <w:bookmarkStart w:id="0" w:name="_Hlk480270862"/>
+      <w:bookmarkEnd w:id="0"/>
+      <w:r>
+        <w:rPr>
+          <w:noProof/>
+        </w:rPr>
+        <w:drawing>
+          <wp:anchor distT="0" distB="0" distL="114300" distR="114300" simplePos="0" relativeHeight="251659264" behindDoc="1" locked="0" layoutInCell="1" allowOverlap="1" wp14:anchorId="0F0CC850" wp14:editId="786D6EB7">
+            <wp:simplePos x="0" y="0"/>
+            <wp:positionH relativeFrom="column">
+              <wp:posOffset>3810</wp:posOffset>
+            </wp:positionH>
+            <wp:positionV relativeFrom="paragraph">
+              <wp:posOffset>-290195</wp:posOffset>
+            </wp:positionV>
+            <wp:extent cx="2133600" cy="695325"/>
+            <wp:effectExtent l="0" t="0" r="0" b="0"/>
+            <wp:wrapNone/>
+            <wp:docPr id="2" name="Kuva 2" descr="C:\Users\Veiko\AppData\Local\Microsoft\Windows\INetCache\Content.Word\logo.png"/>
+            <wp:cNvGraphicFramePr>
+              <a:graphicFrameLocks xmlns:a="http://schemas.openxmlformats.org/drawingml/2006/main" noChangeAspect="1"/>
+            </wp:cNvGraphicFramePr>
+            <a:graphic xmlns:a="http://schemas.openxmlformats.org/drawingml/2006/main">
+              <a:graphicData uri="http://schemas.openxmlformats.org/drawingml/2006/picture">
+                <pic:pic xmlns:pic="http://schemas.openxmlformats.org/drawingml/2006/picture">
+                  <pic:nvPicPr>
+                    <pic:cNvPr id="0" name="Picture 1" descr="C:\Users\Veiko\AppData\Local\Microsoft\Windows\INetCache\Content.Word\logo.png"/>
+                    <pic:cNvPicPr>
+                      <a:picLocks noChangeAspect="1" noChangeArrowheads="1"/>
+                    </pic:cNvPicPr>
+                  </pic:nvPicPr>
+                  <pic:blipFill>
+                    <a:blip r:embed="rId4">
+                      <a:extLst>
+                        <a:ext uri="{28A0092B-C50C-407E-A947-70E740481C1C}">
+                          <a14:useLocalDpi xmlns:a14="http://schemas.microsoft.com/office/drawing/2010/main" val="0"/>
+                        </a:ext>
+                      </a:extLst>
+                    </a:blip>
+                    <a:srcRect/>
+                    <a:stretch>
+                      <a:fillRect/>
+                    </a:stretch>
+                  </pic:blipFill>
+                  <pic:spPr bwMode="auto">
+                    <a:xfrm>
+                      <a:off x="0" y="0"/>
+                      <a:ext cx="2133600" cy="695325"/>
+                    </a:xfrm>
+                    <a:prstGeom prst="rect">
+                      <a:avLst/>
+                    </a:prstGeom>
+                    <a:noFill/>
+                    <a:ln>
+                      <a:noFill/>
+                    </a:ln>
+                  </pic:spPr>
+                </pic:pic>
+              </a:graphicData>
+            </a:graphic>
+          </wp:anchor>
+        </w:drawing>
+      </w:r>
+      <w:r>
+        <w:rPr>
+          <w:rFonts w:ascii="Cambria" w:eastAsia="Cambria" w:hAnsi="Cambria" w:cs="Cambria"/>
+          <w:b/>
+          <w:sz w:val="24"/>
+        </w:rPr>
+        <w:t>TYÖTODISTUS</w:t>
+      </w:r>
+    </w:p>
+    <w:p>
+      <w:pPr>
+        <w:rPr>
+          <w:b/>
+        </w:rPr>
+      </w:pPr>
+    </w:p>
+    <w:p>
+      <w:pPr>
+        <w:pBdr>
+          <w:bottom w:val="single" w:sz="12" w:space="1" w:color="auto"/>
+        </w:pBdr>
+      </w:pPr>
+      <w:r>
+        <w:tab/>
+      </w:r>
+      <w:r>
+        <w:tab/>
+      </w:r>
+      <w:r>
+        <w:tab/>
+        <w:t>#</w:t>
+      </w:r>
+      <w:r>
+        <w:t>aika</w:t>
+      </w:r>
+      <w:r>
+        <w:t>#</w:t>
+      </w:r>
+    </w:p>
+    <w:p>
+      <w:pPr>
+        <w:pStyle w:val="Eivli"/>
+      </w:pPr>
+    </w:p>
+    <w:p>
+      <w:pPr>
+        <w:pStyle w:val="Eivli"/>
+      </w:pPr>
+      <w:r>
+        <w:tab/>
+      </w:r>
+      <w:r>
+        <w:tab/>
+      </w:r>
+      <w:r>
+        <w:tab/>
+      </w:r>
+    </w:p>
+    <w:p>
+      <w:pPr>
+        <w:pStyle w:val="Eivli"/>
+      </w:pPr>
+      <w:r>
+        <w:tab/>
+      </w:r>
+      <w:r>
+        <w:tab/>
+      </w:r>
+      <w:r>
+        <w:tab/>
+      </w:r>
+    </w:p>
+    <w:tbl>
+      <w:tblPr>
+        <w:tblStyle w:val="TaulukkoRuudukko"/>
+        <w:tblW w:w="0" w:type="auto"/>
+        <w:tblBorders>
+          <w:top w:val="none" w:sz="0" w:space="0" w:color="auto"/>
+          <w:left w:val="none" w:sz="0" w:space="0" w:color="auto"/>
+          <w:bottom w:val="none" w:sz="0" w:space="0" w:color="auto"/>
+          <w:right w:val="none" w:sz="0" w:space="0" w:color="auto"/>
+          <w:insideH w:val="none" w:sz="0" w:space="0" w:color="auto"/>
+          <w:insideV w:val="none" w:sz="0" w:space="0" w:color="auto"/>
+        </w:tblBorders>
+        <w:tblLook w:val="04A0" w:firstRow="1" w:lastRow="0" w:firstColumn="1" w:lastColumn="0" w:noHBand="0" w:noVBand="1"/>
+      </w:tblPr>
+      <w:tblGrid>
+        <w:gridCol w:w="4893"/>
+        <w:gridCol w:w="4745"/>
+      </w:tblGrid>
+      <w:tr>
+        <w:trPr>
+          <w:trHeight w:val="376"/>
+        </w:trPr>
+        <w:tc>
+          <w:tcPr>
+            <w:tcW w:w="4994" w:type="dxa"/>
+          </w:tcPr>
+          <w:p>
+            <w:pPr>
+              <w:pStyle w:val="Eivli"/>
+              <w:tabs>
+                <w:tab w:val="right" w:pos="5060"/>
+              </w:tabs>
+            </w:pPr>
+            <w:r>
+              <w:t>TYÖNANTAJA</w:t>
+            </w:r>
+            <w:r>
+              <w:tab/>
+            </w:r>
+          </w:p>
+        </w:tc>
+        <w:tc>
+          <w:tcPr>
+            <w:tcW w:w="4994" w:type="dxa"/>
+          </w:tcPr>
+          <w:p>
+            <w:pPr>
+              <w:pStyle w:val="Eivli"/>
+            </w:pPr>
+            <w:r>
+              <w:t>TYÖNTEKIJÄ</w:t>
+            </w:r>
+          </w:p>
+        </w:tc>
+      </w:tr>
+      <w:tr>
+        <w:trPr>
+          <w:trHeight w:val="376"/>
+        </w:trPr>
+        <w:tc>
+          <w:tcPr>
+            <w:tcW w:w="4994" w:type="dxa"/>
+          </w:tcPr>
+          <w:p>
+            <w:pPr>
+              <w:pStyle w:val="Eivli"/>
+            </w:pPr>
+            <w:r>
+              <w:t>Työnantaja: #</w:t>
+            </w:r>
+            <w:proofErr w:type="spellStart"/>
+            <w:r>
+              <w:t>tyonantaja</w:t>
+            </w:r>
+            <w:proofErr w:type="spellEnd"/>
+            <w:r>
+              <w:t>#</w:t>
+            </w:r>
+          </w:p>
+        </w:tc>
+        <w:tc>
+          <w:tcPr>
+            <w:tcW w:w="4994" w:type="dxa"/>
+          </w:tcPr>
+          <w:p>
+            <w:pPr>
+              <w:pStyle w:val="Eivli"/>
+            </w:pPr>
+            <w:r>
+              <w:t>Työntekijä: #</w:t>
+            </w:r>
+            <w:proofErr w:type="spellStart"/>
+            <w:r>
+              <w:t>tyontekija_nimi</w:t>
+            </w:r>
+            <w:proofErr w:type="spellEnd"/>
+            <w:r>
+              <w:t>#</w:t>
+            </w:r>
+          </w:p>
+        </w:tc>
+      </w:tr>
+      <w:tr>
+        <w:trPr>
+          <w:trHeight w:val="376"/>
+        </w:trPr>
+        <w:tc>
+          <w:tcPr>
+            <w:tcW w:w="4994" w:type="dxa"/>
+          </w:tcPr>
+          <w:p>
+            <w:pPr>
+              <w:pStyle w:val="Eivli"/>
+            </w:pPr>
+            <w:r>
+              <w:t>Osoite: #</w:t>
+            </w:r>
+            <w:proofErr w:type="spellStart"/>
+            <w:r>
+              <w:t>tyonantaja_osoite</w:t>
+            </w:r>
+            <w:proofErr w:type="spellEnd"/>
+            <w:r>
+              <w:t>#</w:t>
+            </w:r>
+            <w:r>
+              <w:tab/>
+            </w:r>
+          </w:p>
+        </w:tc>
+        <w:tc>
+          <w:tcPr>
+            <w:tcW w:w="4994" w:type="dxa"/>
+          </w:tcPr>
+          <w:p>
+            <w:pPr>
+              <w:pStyle w:val="Eivli"/>
+            </w:pPr>
+            <w:r>
+              <w:t>Osoite: #</w:t>
+            </w:r>
+            <w:proofErr w:type="spellStart"/>
+            <w:r>
+              <w:t>tyontekija_osoite</w:t>
+            </w:r>
+            <w:proofErr w:type="spellEnd"/>
+            <w:r>
+              <w:t>#</w:t>
+            </w:r>
+          </w:p>
+        </w:tc>
+      </w:tr>
+      <w:tr>
+        <w:trPr>
+          <w:trHeight w:val="376"/>
+        </w:trPr>
+        <w:tc>
+          <w:tcPr>
+            <w:tcW w:w="4994" w:type="dxa"/>
+          </w:tcPr>
+          <w:p>
+            <w:pPr>
+              <w:pStyle w:val="Eivli"/>
+            </w:pPr>
+            <w:r>
+              <w:t>y-tunnus: #</w:t>
+            </w:r>
+            <w:proofErr w:type="spellStart"/>
+            <w:r>
+              <w:t>tyonantaja_y_tunnus</w:t>
+            </w:r>
+            <w:proofErr w:type="spellEnd"/>
+            <w:r>
+              <w:t>#</w:t>
+            </w:r>
+          </w:p>
+        </w:tc>
+        <w:tc>
+          <w:tcPr>
+            <w:tcW w:w="4994" w:type="dxa"/>
+          </w:tcPr>
+          <w:p>
+            <w:pPr>
+              <w:pStyle w:val="Eivli"/>
+            </w:pPr>
+            <w:r>
+              <w:t>Henkilötunnus: #</w:t>
+            </w:r>
+            <w:proofErr w:type="spellStart"/>
+            <w:r>
+              <w:t>tyontekija_henkilotunnus</w:t>
+            </w:r>
+            <w:proofErr w:type="spellEnd"/>
+            <w:r>
+              <w:t>#</w:t>
+            </w:r>
+          </w:p>
+        </w:tc>
+      </w:tr>
+      <w:tr>
+        <w:trPr>
+          <w:trHeight w:val="376"/>
+        </w:trPr>
+        <w:tc>
+          <w:tcPr>
+            <w:tcW w:w="4994" w:type="dxa"/>
+          </w:tcPr>
+          <w:p>
+            <w:pPr>
+              <w:pStyle w:val="Eivli"/>
+            </w:pPr>
+            <w:r>
+              <w:t>Puhelin: #</w:t>
+            </w:r>
+            <w:proofErr w:type="spellStart"/>
+            <w:r>
+              <w:t>tyonantaja_puhelin</w:t>
+            </w:r>
+            <w:proofErr w:type="spellEnd"/>
+            <w:r>
+              <w:t>#</w:t>
+            </w:r>
+          </w:p>
+        </w:tc>
+        <w:tc>
+          <w:tcPr>
+            <w:tcW w:w="4994" w:type="dxa"/>
+          </w:tcPr>
+          <w:p>
+            <w:pPr>
+              <w:pStyle w:val="Eivli"/>
+            </w:pPr>
+            <w:r>
+              <w:t>Puhelin: #</w:t>
+            </w:r>
+            <w:proofErr w:type="spellStart"/>
+            <w:r>
+              <w:t>tyontekija_puhelin</w:t>
+            </w:r>
+            <w:proofErr w:type="spellEnd"/>
+            <w:r>
+              <w:t>#</w:t>
+            </w:r>
+          </w:p>
+        </w:tc>
+      </w:tr>
+      <w:tr>
+        <w:trPr>
+          <w:trHeight w:val="80"/>
+        </w:trPr>
+        <w:tc>
+          <w:tcPr>
+            <w:tcW w:w="4994" w:type="dxa"/>
+          </w:tcPr>
+          <w:p>
+            <w:pPr>
+              <w:pStyle w:val="Eivli"/>
+            </w:pPr>
+            <w:r>
+              <w:t>Sähköposti: #</w:t>
+            </w:r>
+            <w:proofErr w:type="spellStart"/>
+            <w:r>
+              <w:t>tyonantaja_sahkoposti</w:t>
+            </w:r>
+            <w:proofErr w:type="spellEnd"/>
+            <w:r>
+              <w:t>#</w:t>
+            </w:r>
+          </w:p>
+        </w:tc>
+        <w:tc>
+          <w:tcPr>
+            <w:tcW w:w="4994" w:type="dxa"/>
+          </w:tcPr>
+          <w:p>
+            <w:pPr>
+              <w:pStyle w:val="Eivli"/>
+            </w:pPr>
+            <w:r>
+              <w:t>Sähköposti:</w:t>
+            </w:r>
+            <w:r>
+              <w:t xml:space="preserve"> </w:t>
+            </w:r>
+            <w:r>
+              <w:t>#</w:t>
+            </w:r>
+            <w:proofErr w:type="spellStart"/>
+            <w:r>
+              <w:t>tyontekija_sahkoposti</w:t>
+            </w:r>
+            <w:proofErr w:type="spellEnd"/>
+            <w:r>
+              <w:t>#</w:t>
+            </w:r>
+          </w:p>
+        </w:tc>
+      </w:tr>
+    </w:tbl>
+    <w:p/>
+    <w:p>
+      <w:r>
+        <w:t>Työsuhde alkoi: #Alku#</w:t>
+      </w:r>
+    </w:p>
+    <w:p>
+      <w:r>
+        <w:t>Työsuhde päättyi: #Loppu#</w:t>
+      </w:r>
+    </w:p>
+    <w:p>
+      <w:r>
+        <w:t>Työtehtävät: #</w:t>
       </w:r>
       <w:proofErr w:type="spellStart"/>
       <w:r>
-        <w:t>tyonantaja</w:t>
+        <w:t>Tyokohde</w:t>
       </w:r>
       <w:proofErr w:type="spellEnd"/>
       <w:r>
-        <w:t>}</w:t>
-      </w:r>
-    </w:p>
-    <w:p>
-      <w:r>
-        <w:t>${</w:t>
+        <w:t>#</w:t>
+      </w:r>
+    </w:p>
+    <w:p>
+      <w:r>
+        <w:t>Työtehtävän päättämisen syy: #</w:t>
       </w:r>
       <w:proofErr w:type="spellStart"/>
       <w:r>
-        <w:t>tyonantaja_osoite</w:t>
+        <w:t>TyosuhteenPaattamisenSyy</w:t>
       </w:r>
       <w:proofErr w:type="spellEnd"/>
       <w:r>
-        <w:t>}</w:t>
-      </w:r>
-    </w:p>
-    <w:p>
-      <w:r>
-        <w:t>${</w:t>
+        <w:t>#</w:t>
+      </w:r>
+    </w:p>
+    <w:p>
+      <w:r>
+        <w:t>Käytös: #</w:t>
       </w:r>
       <w:proofErr w:type="spellStart"/>
       <w:r>
-        <w:t>tyonantaja_y_tunnus</w:t>
+        <w:t>Kaytos</w:t>
       </w:r>
       <w:proofErr w:type="spellEnd"/>
       <w:r>
-        <w:t>}</w:t>
-      </w:r>
-    </w:p>
-    <w:p>
-      <w:r>
-        <w:t>${</w:t>
+        <w:t>#</w:t>
+      </w:r>
+    </w:p>
+    <w:p>
+      <w:r>
+        <w:t>Arvio: #Arvio#</w:t>
+      </w:r>
+      <w:bookmarkStart w:id="1" w:name="_GoBack"/>
+      <w:bookmarkEnd w:id="1"/>
+    </w:p>
+    <w:p>
+      <w:r>
+        <w:t>Työnimike: #</w:t>
       </w:r>
       <w:proofErr w:type="spellStart"/>
       <w:r>
-        <w:t>tyonantaja_puhelin</w:t>
+        <w:t>NimikeTehtava</w:t>
       </w:r>
       <w:proofErr w:type="spellEnd"/>
       <w:r>
-        <w:t>}</w:t>
-      </w:r>
-    </w:p>
-    <w:p>
-      <w:r>
-        <w:t>${</w:t>
-      </w:r>
-      <w:proofErr w:type="spellStart"/>
-      <w:r>
-        <w:t>tyonantaja_sahkoposti</w:t>
-      </w:r>
-      <w:proofErr w:type="spellEnd"/>
-      <w:r>
-        <w:t>}</w:t>
+        <w:t>#</w:t>
       </w:r>
     </w:p>
     <w:p/>
     <w:p>
-      <w:r>
-        <w:t>${</w:t>
-      </w:r>
-      <w:proofErr w:type="spellStart"/>
-      <w:r>
-        <w:t>tyontekija_nimi</w:t>
-      </w:r>
-      <w:proofErr w:type="spellEnd"/>
-      <w:r>
-        <w:t>}</w:t>
-      </w:r>
-    </w:p>
-    <w:p>
-      <w:r>
-        <w:t>${</w:t>
-      </w:r>
-      <w:proofErr w:type="spellStart"/>
-      <w:r>
-        <w:t>tyontekija_osoite</w:t>
-      </w:r>
-      <w:proofErr w:type="spellEnd"/>
-      <w:r>
-        <w:t>}</w:t>
-      </w:r>
-    </w:p>
-    <w:p>
-      <w:r>
-        <w:t>${</w:t>
-      </w:r>
-      <w:proofErr w:type="spellStart"/>
-      <w:r>
-        <w:t>tyontekija_henkilotunnus</w:t>
-      </w:r>
-      <w:proofErr w:type="spellEnd"/>
-      <w:r>
-        <w:t>}</w:t>
-      </w:r>
-    </w:p>
-    <w:p>
-      <w:r>
-        <w:t>${</w:t>
-      </w:r>
-      <w:proofErr w:type="spellStart"/>
-      <w:r>
-        <w:t>tyontekija_puhelin</w:t>
-      </w:r>
-      <w:proofErr w:type="spellEnd"/>
-      <w:r>
-        <w:t>}</w:t>
-      </w:r>
-    </w:p>
-    <w:p>
-      <w:r>
-        <w:t>${</w:t>
-      </w:r>
-      <w:proofErr w:type="spellStart"/>
-      <w:r>
-        <w:t>tyontekija_sahkoposti</w:t>
-      </w:r>
-      <w:proofErr w:type="spellEnd"/>
-      <w:r>
-        <w:t>}</w:t>
-      </w:r>
-    </w:p>
+      <w:pPr>
+        <w:pStyle w:val="Eivli"/>
+        <w:pBdr>
+          <w:bottom w:val="single" w:sz="12" w:space="1" w:color="auto"/>
+        </w:pBdr>
+      </w:pPr>
+      <w:r>
+        <w:t>ALLEKIRJOITUS</w:t>
+      </w:r>
+    </w:p>
+    <w:p>
+      <w:pPr>
+        <w:pStyle w:val="Eivli"/>
+      </w:pPr>
+    </w:p>
+    <w:p>
+      <w:pPr>
+        <w:pStyle w:val="Eivli"/>
+      </w:pPr>
+      <w:r>
+        <w:t>#aika# #paikka#</w:t>
+      </w:r>
+    </w:p>
+    <w:p>
+      <w:pPr>
+        <w:pStyle w:val="Eivli"/>
+      </w:pPr>
+    </w:p>
+    <w:p>
+      <w:pPr>
+        <w:pStyle w:val="Eivli"/>
+      </w:pPr>
+    </w:p>
+    <w:tbl>
+      <w:tblPr>
+        <w:tblStyle w:val="TaulukkoRuudukko"/>
+        <w:tblW w:w="0" w:type="auto"/>
+        <w:tblBorders>
+          <w:top w:val="none" w:sz="0" w:space="0" w:color="auto"/>
+          <w:left w:val="none" w:sz="0" w:space="0" w:color="auto"/>
+          <w:bottom w:val="none" w:sz="0" w:space="0" w:color="auto"/>
+          <w:right w:val="none" w:sz="0" w:space="0" w:color="auto"/>
+          <w:insideH w:val="none" w:sz="0" w:space="0" w:color="auto"/>
+          <w:insideV w:val="none" w:sz="0" w:space="0" w:color="auto"/>
+        </w:tblBorders>
+        <w:tblLook w:val="04A0" w:firstRow="1" w:lastRow="0" w:firstColumn="1" w:lastColumn="0" w:noHBand="0" w:noVBand="1"/>
+      </w:tblPr>
+      <w:tblGrid>
+        <w:gridCol w:w="4744"/>
+        <w:gridCol w:w="4894"/>
+      </w:tblGrid>
+      <w:tr>
+        <w:trPr>
+          <w:trHeight w:val="324"/>
+        </w:trPr>
+        <w:tc>
+          <w:tcPr>
+            <w:tcW w:w="5005" w:type="dxa"/>
+          </w:tcPr>
+          <w:p>
+            <w:pPr>
+              <w:pStyle w:val="Eivli"/>
+            </w:pPr>
+            <w:r>
+              <w:rPr>
+                <w:b/>
+              </w:rPr>
+              <w:t>___________________________________</w:t>
+            </w:r>
+          </w:p>
+        </w:tc>
+        <w:tc>
+          <w:tcPr>
+            <w:tcW w:w="5005" w:type="dxa"/>
+          </w:tcPr>
+          <w:p>
+            <w:pPr>
+              <w:pStyle w:val="Eivli"/>
+            </w:pPr>
+            <w:r>
+              <w:rPr>
+                <w:b/>
+              </w:rPr>
+              <w:t>________________________________________</w:t>
+            </w:r>
+          </w:p>
+        </w:tc>
+      </w:tr>
+      <w:tr>
+        <w:trPr>
+          <w:trHeight w:val="279"/>
+        </w:trPr>
+        <w:tc>
+          <w:tcPr>
+            <w:tcW w:w="5005" w:type="dxa"/>
+          </w:tcPr>
+          <w:p>
+            <w:pPr>
+              <w:pStyle w:val="Eivli"/>
+            </w:pPr>
+            <w:r>
+              <w:t>#</w:t>
+            </w:r>
+            <w:proofErr w:type="spellStart"/>
+            <w:r>
+              <w:t>johtajan_nimi</w:t>
+            </w:r>
+            <w:proofErr w:type="spellEnd"/>
+            <w:r>
+              <w:t>#</w:t>
+            </w:r>
+          </w:p>
+        </w:tc>
+        <w:tc>
+          <w:tcPr>
+            <w:tcW w:w="5005" w:type="dxa"/>
+          </w:tcPr>
+          <w:p>
+            <w:pPr>
+              <w:pStyle w:val="Eivli"/>
+            </w:pPr>
+            <w:r>
+              <w:t>#</w:t>
+            </w:r>
+            <w:proofErr w:type="spellStart"/>
+            <w:r>
+              <w:t>tyontekija_nimi</w:t>
+            </w:r>
+            <w:proofErr w:type="spellEnd"/>
+            <w:r>
+              <w:t>#</w:t>
+            </w:r>
+          </w:p>
+        </w:tc>
+      </w:tr>
+    </w:tbl>
     <w:p/>
-    <w:p>
-      <w:r>
-        <w:t>${aika}</w:t>
-      </w:r>
-    </w:p>
-    <w:p>
-      <w:r>
-        <w:t>${paikka}</w:t>
-      </w:r>
-    </w:p>
-    <w:p>
-      <w:r>
-        <w:t>${</w:t>
-      </w:r>
-      <w:proofErr w:type="spellStart"/>
-      <w:r>
-        <w:t>johtajan_nimi</w:t>
-      </w:r>
-      <w:proofErr w:type="spellEnd"/>
-      <w:r>
-        <w:t>}</w:t>
-      </w:r>
-    </w:p>
-    <w:p/>
-    <w:p>
-      <w:r>
-        <w:t>${Alku}</w:t>
-      </w:r>
-    </w:p>
-    <w:p>
-      <w:r>
-        <w:t>${Loppu}</w:t>
-      </w:r>
-    </w:p>
-    <w:p>
-      <w:r>
-        <w:t>${</w:t>
-      </w:r>
-      <w:proofErr w:type="spellStart"/>
-      <w:r>
-        <w:t>Tyokohde</w:t>
-      </w:r>
-      <w:proofErr w:type="spellEnd"/>
-      <w:r>
-        <w:t>}</w:t>
-      </w:r>
-    </w:p>
-    <w:p>
-      <w:r>
-        <w:t>${</w:t>
-      </w:r>
-      <w:proofErr w:type="spellStart"/>
-      <w:r>
-        <w:t>TyosuhteenPaattamisenSyy</w:t>
-      </w:r>
-      <w:proofErr w:type="spellEnd"/>
-      <w:r>
-        <w:t>}</w:t>
-      </w:r>
-    </w:p>
-    <w:p>
-      <w:r>
-        <w:t>${</w:t>
-      </w:r>
-      <w:proofErr w:type="spellStart"/>
-      <w:r>
-        <w:t>Kaytos</w:t>
-      </w:r>
-      <w:proofErr w:type="spellEnd"/>
-      <w:r>
-        <w:t>}</w:t>
-      </w:r>
-    </w:p>
-    <w:p>
-      <w:r>
-        <w:t>${Arvio}</w:t>
-      </w:r>
-    </w:p>
-    <w:p>
-      <w:r>
-        <w:t>${</w:t>
-      </w:r>
-      <w:proofErr w:type="spellStart"/>
-      <w:r>
-        <w:t>NimikeTehtava</w:t>
-      </w:r>
-      <w:proofErr w:type="spellEnd"/>
-      <w:r>
-        <w:t>}</w:t>
-      </w:r>
-      <w:bookmarkStart w:id="0" w:name="_GoBack"/>
-      <w:bookmarkEnd w:id="0"/>
-    </w:p>
     <w:sectPr>
       <w:pgSz w:w="11906" w:h="16838"/>
       <w:pgMar w:top="1417" w:right="1134" w:bottom="1417" w:left="1134" w:header="708" w:footer="708" w:gutter="0"/>
@@ -254,7 +683,7 @@
       </w:pPr>
     </w:pPrDefault>
   </w:docDefaults>
-  <w:latentStyles w:defLockedState="0" w:defUIPriority="99" w:defSemiHidden="0" w:defUnhideWhenUsed="0" w:defQFormat="0" w:count="372">
+  <w:latentStyles w:defLockedState="0" w:defUIPriority="99" w:defSemiHidden="0" w:defUnhideWhenUsed="0" w:defQFormat="0" w:count="374">
     <w:lsdException w:name="Normal" w:uiPriority="0" w:qFormat="1"/>
     <w:lsdException w:name="heading 1" w:uiPriority="9" w:qFormat="1"/>
     <w:lsdException w:name="heading 2" w:semiHidden="1" w:uiPriority="9" w:unhideWhenUsed="1" w:qFormat="1"/>
@@ -360,7 +789,6 @@
     <w:lsdException w:name="HTML Sample" w:semiHidden="1" w:unhideWhenUsed="1"/>
     <w:lsdException w:name="HTML Typewriter" w:semiHidden="1" w:unhideWhenUsed="1"/>
     <w:lsdException w:name="HTML Variable" w:semiHidden="1" w:unhideWhenUsed="1"/>
-    <w:lsdException w:name="Normal Table" w:semiHidden="1" w:unhideWhenUsed="1"/>
     <w:lsdException w:name="annotation subject" w:semiHidden="1" w:unhideWhenUsed="1"/>
     <w:lsdException w:name="No List" w:semiHidden="1" w:unhideWhenUsed="1"/>
     <w:lsdException w:name="Outline List 1" w:semiHidden="1" w:unhideWhenUsed="1"/>
@@ -406,11 +834,9 @@
     <w:lsdException w:name="Table Subtle 1" w:semiHidden="1" w:unhideWhenUsed="1"/>
     <w:lsdException w:name="Table Subtle 2" w:semiHidden="1" w:unhideWhenUsed="1"/>
     <w:lsdException w:name="Table Web 1" w:semiHidden="1" w:unhideWhenUsed="1"/>
-    <w:lsdException w:name="Table Web 2" w:semiHidden="1" w:unhideWhenUsed="1"/>
     <w:lsdException w:name="Table Web 3" w:semiHidden="1" w:unhideWhenUsed="1"/>
     <w:lsdException w:name="Balloon Text" w:semiHidden="1" w:unhideWhenUsed="1"/>
     <w:lsdException w:name="Table Grid" w:uiPriority="39"/>
-    <w:lsdException w:name="Table Theme" w:semiHidden="1" w:unhideWhenUsed="1"/>
     <w:lsdException w:name="Placeholder Text" w:semiHidden="1"/>
     <w:lsdException w:name="No Spacing" w:uiPriority="1" w:qFormat="1"/>
     <w:lsdException w:name="Light Shading" w:uiPriority="60"/>
@@ -627,6 +1053,8 @@
     <w:lsdException w:name="List Table 6 Colorful Accent 6" w:uiPriority="51"/>
     <w:lsdException w:name="List Table 7 Colorful Accent 6" w:uiPriority="52"/>
     <w:lsdException w:name="Mention" w:semiHidden="1" w:unhideWhenUsed="1"/>
+    <w:lsdException w:name="Smart Hyperlink" w:semiHidden="1" w:unhideWhenUsed="1"/>
+    <w:lsdException w:name="Hashtag" w:semiHidden="1" w:unhideWhenUsed="1"/>
   </w:latentStyles>
   <w:style w:type="paragraph" w:default="1" w:styleId="Normaali">
     <w:name w:val="Normal"/>
@@ -658,6 +1086,34 @@
     <w:uiPriority w:val="99"/>
     <w:semiHidden/>
     <w:unhideWhenUsed/>
+  </w:style>
+  <w:style w:type="paragraph" w:styleId="Eivli">
+    <w:name w:val="No Spacing"/>
+    <w:uiPriority w:val="1"/>
+    <w:qFormat/>
+    <w:rsid w:val="005378CF"/>
+    <w:pPr>
+      <w:spacing w:after="0" w:line="240" w:lineRule="auto"/>
+    </w:pPr>
+  </w:style>
+  <w:style w:type="table" w:styleId="TaulukkoRuudukko">
+    <w:name w:val="Table Grid"/>
+    <w:basedOn w:val="Normaalitaulukko"/>
+    <w:uiPriority w:val="39"/>
+    <w:rsid w:val="005378CF"/>
+    <w:pPr>
+      <w:spacing w:after="0" w:line="240" w:lineRule="auto"/>
+    </w:pPr>
+    <w:tblPr>
+      <w:tblBorders>
+        <w:top w:val="single" w:sz="4" w:space="0" w:color="auto"/>
+        <w:left w:val="single" w:sz="4" w:space="0" w:color="auto"/>
+        <w:bottom w:val="single" w:sz="4" w:space="0" w:color="auto"/>
+        <w:right w:val="single" w:sz="4" w:space="0" w:color="auto"/>
+        <w:insideH w:val="single" w:sz="4" w:space="0" w:color="auto"/>
+        <w:insideV w:val="single" w:sz="4" w:space="0" w:color="auto"/>
+      </w:tblBorders>
+    </w:tblPr>
   </w:style>
 </w:styles>
 </file>
